--- a/chapter1/Chapter_1_HighSpeed_MINIMAL.docx
+++ b/chapter1/Chapter_1_HighSpeed_MINIMAL.docx
@@ -766,12 +766,38 @@
         <w:jc w:val="center"/>
       </w:pPr>
       <w:r>
-        <w:rPr>
-          <w:i/>
-          <w:color w:val="999999"/>
-          <w:sz w:val="20"/>
-        </w:rPr>
-        <w:t>[ Figure 1.3 — artwork to be prepared ]</w:t>
+        <w:drawing>
+          <wp:inline xmlns:a="http://schemas.openxmlformats.org/drawingml/2006/main" xmlns:pic="http://schemas.openxmlformats.org/drawingml/2006/picture">
+            <wp:extent cx="4937760" cy="4392386"/>
+            <wp:docPr id="3" name="Picture 3"/>
+            <wp:cNvGraphicFramePr>
+              <a:graphicFrameLocks noChangeAspect="1"/>
+            </wp:cNvGraphicFramePr>
+            <a:graphic>
+              <a:graphicData uri="http://schemas.openxmlformats.org/drawingml/2006/picture">
+                <pic:pic>
+                  <pic:nvPicPr>
+                    <pic:cNvPr id="0" name="fig_geared_vs_directdrive.png"/>
+                    <pic:cNvPicPr/>
+                  </pic:nvPicPr>
+                  <pic:blipFill>
+                    <a:blip r:embed="rId11"/>
+                    <a:stretch>
+                      <a:fillRect/>
+                    </a:stretch>
+                  </pic:blipFill>
+                  <pic:spPr>
+                    <a:xfrm>
+                      <a:off x="0" y="0"/>
+                      <a:ext cx="4937760" cy="4392386"/>
+                    </a:xfrm>
+                    <a:prstGeom prst="rect"/>
+                  </pic:spPr>
+                </pic:pic>
+              </a:graphicData>
+            </a:graphic>
+          </wp:inline>
+        </w:drawing>
       </w:r>
     </w:p>
     <w:p>
@@ -784,7 +810,7 @@
           <w:i/>
           <w:sz w:val="18"/>
         </w:rPr>
-        <w:t>Figure 1.3 Geared and direct-drive architectures compared. Upper: mains-connected motor, step-up gearbox, lubrication plant and driven load. Lower: integrated high-speed unit with the impeller mounted directly on the motor shaft. Schematic; to be prepared.</w:t>
+        <w:t>Figure 1.3 Geared and direct-drive architectures compared. Above: a mains-connected motor drives the load through a step-up gearbox, with the lubrication plant below floor level. Below: the impeller is mounted directly on the high-speed motor shaft and carried on active magnetic bearings, giving a single sealed unit with no oil system and no second storey.</w:t>
       </w:r>
     </w:p>
     <w:p>
@@ -1688,12 +1714,38 @@
         <w:jc w:val="center"/>
       </w:pPr>
       <w:r>
-        <w:rPr>
-          <w:i/>
-          <w:color w:val="999999"/>
-          <w:sz w:val="20"/>
-        </w:rPr>
-        <w:t>[ Figure 1.4 — artwork to be prepared ]</w:t>
+        <w:drawing>
+          <wp:inline xmlns:a="http://schemas.openxmlformats.org/drawingml/2006/main" xmlns:pic="http://schemas.openxmlformats.org/drawingml/2006/picture">
+            <wp:extent cx="4937760" cy="3836940"/>
+            <wp:docPr id="4" name="Picture 4"/>
+            <wp:cNvGraphicFramePr>
+              <a:graphicFrameLocks noChangeAspect="1"/>
+            </wp:cNvGraphicFramePr>
+            <a:graphic>
+              <a:graphicData uri="http://schemas.openxmlformats.org/drawingml/2006/picture">
+                <pic:pic>
+                  <pic:nvPicPr>
+                    <pic:cNvPr id="0" name="fig_bending_modes.png"/>
+                    <pic:cNvPicPr/>
+                  </pic:nvPicPr>
+                  <pic:blipFill>
+                    <a:blip r:embed="rId12"/>
+                    <a:stretch>
+                      <a:fillRect/>
+                    </a:stretch>
+                  </pic:blipFill>
+                  <pic:spPr>
+                    <a:xfrm>
+                      <a:off x="0" y="0"/>
+                      <a:ext cx="4937760" cy="3836940"/>
+                    </a:xfrm>
+                    <a:prstGeom prst="rect"/>
+                  </pic:spPr>
+                </pic:pic>
+              </a:graphicData>
+            </a:graphic>
+          </wp:inline>
+        </w:drawing>
       </w:r>
     </w:p>
     <w:p>
@@ -1706,7 +1758,7 @@
           <w:i/>
           <w:sz w:val="18"/>
         </w:rPr>
-        <w:t>Figure 1.4 First and second bending modes of a slender high-speed rotor, shown as deflected shapes against the undeflected axis, with bearing locations marked. Schematic; to be prepared.</w:t>
+        <w:t>Figure 1.4 First and second bending modes of a slender high-speed rotor, shown as deflected shapes against the undeflected axis. The rotor is supported at the two bearings; the second mode has an interior node. The first bending critical speed scales as r_r/l², so lengthening a rotor to recover the torque lost to a reduced diameter reduces it quadratically.</w:t>
       </w:r>
     </w:p>
     <w:p>
@@ -1871,7 +1923,7 @@
         <w:drawing>
           <wp:inline xmlns:a="http://schemas.openxmlformats.org/drawingml/2006/main" xmlns:pic="http://schemas.openxmlformats.org/drawingml/2006/picture">
             <wp:extent cx="4937760" cy="3794916"/>
-            <wp:docPr id="3" name="Picture 3"/>
+            <wp:docPr id="5" name="Picture 5"/>
             <wp:cNvGraphicFramePr>
               <a:graphicFrameLocks noChangeAspect="1"/>
             </wp:cNvGraphicFramePr>
@@ -1883,7 +1935,7 @@
                     <pic:cNvPicPr/>
                   </pic:nvPicPr>
                   <pic:blipFill>
-                    <a:blip r:embed="rId11"/>
+                    <a:blip r:embed="rId13"/>
                     <a:stretch>
                       <a:fillRect/>
                     </a:stretch>
@@ -2219,7 +2271,7 @@
         <w:drawing>
           <wp:inline xmlns:a="http://schemas.openxmlformats.org/drawingml/2006/main" xmlns:pic="http://schemas.openxmlformats.org/drawingml/2006/picture">
             <wp:extent cx="4937760" cy="3518563"/>
-            <wp:docPr id="4" name="Picture 4"/>
+            <wp:docPr id="6" name="Picture 6"/>
             <wp:cNvGraphicFramePr>
               <a:graphicFrameLocks noChangeAspect="1"/>
             </wp:cNvGraphicFramePr>
@@ -2231,7 +2283,7 @@
                     <pic:cNvPicPr/>
                   </pic:nvPicPr>
                   <pic:blipFill>
-                    <a:blip r:embed="rId12"/>
+                    <a:blip r:embed="rId14"/>
                     <a:stretch>
                       <a:fillRect/>
                     </a:stretch>
@@ -3294,7 +3346,7 @@
         <w:drawing>
           <wp:inline xmlns:a="http://schemas.openxmlformats.org/drawingml/2006/main" xmlns:pic="http://schemas.openxmlformats.org/drawingml/2006/picture">
             <wp:extent cx="4937760" cy="3228191"/>
-            <wp:docPr id="5" name="Picture 5"/>
+            <wp:docPr id="7" name="Picture 7"/>
             <wp:cNvGraphicFramePr>
               <a:graphicFrameLocks noChangeAspect="1"/>
             </wp:cNvGraphicFramePr>
@@ -3306,7 +3358,7 @@
                     <pic:cNvPicPr/>
                   </pic:nvPicPr>
                   <pic:blipFill>
-                    <a:blip r:embed="rId13"/>
+                    <a:blip r:embed="rId15"/>
                     <a:stretch>
                       <a:fillRect/>
                     </a:stretch>
@@ -3402,7 +3454,7 @@
         <w:drawing>
           <wp:inline xmlns:a="http://schemas.openxmlformats.org/drawingml/2006/main" xmlns:pic="http://schemas.openxmlformats.org/drawingml/2006/picture">
             <wp:extent cx="4937760" cy="3597511"/>
-            <wp:docPr id="6" name="Picture 6"/>
+            <wp:docPr id="8" name="Picture 8"/>
             <wp:cNvGraphicFramePr>
               <a:graphicFrameLocks noChangeAspect="1"/>
             </wp:cNvGraphicFramePr>
@@ -3414,7 +3466,7 @@
                     <pic:cNvPicPr/>
                   </pic:nvPicPr>
                   <pic:blipFill>
-                    <a:blip r:embed="rId14"/>
+                    <a:blip r:embed="rId16"/>
                     <a:stretch>
                       <a:fillRect/>
                     </a:stretch>
